--- a/exports/docx/sections/Chapter-01/section-03.ar.docx
+++ b/exports/docx/sections/Chapter-01/section-03.ar.docx
@@ -463,7 +463,6 @@
     <w:p>
       <w:pPr>
         <w:pStyle w:val="SourceCode"/>
-        <w:bidi/>
       </w:pPr>
       <w:r>
         <w:rPr>

--- a/exports/docx/sections/Chapter-01/section-03.ar.docx
+++ b/exports/docx/sections/Chapter-01/section-03.ar.docx
@@ -3646,12 +3646,11 @@
         </w:rPr>
         <w:t xml:space="preserve">ما يجعل هذه الأسئلة قابلة للتعلم والتطبيق المنهجي هو أنها مُشتقة من مجموعة محدودة نسبياً من أنماط الفشل المتكررة في الأنظمة الموزعة. الأنظمة الموزعة لا تفشل بطرق لانهائية غير متوقعة — إنها تفشل بطرق يمكن تصنيفها وتوثيقها وتعلّمها من تجربة الآخرين. المهندس الذي يستثمر في بناء هذا المعجم من أنماط الفشل يُوسّع مداه المعماري بشكل مضطرد، مما يجعل كل أداة وكل خدمة وكل نمط تكامل جديد أسهل في التقييم بشكل صحيح من السابق. هذا هو التراكم الحقيقي في هندسة البرمجيات المحترفة.</w:t>
       </w:r>
-      <w:r>
-        <w:rPr>
-          <w:rtl/>
-        </w:rPr>
-        <w:t xml:space="preserve"> </w:t>
-      </w:r>
+    </w:p>
+    <w:p>
+      <w:pPr>
+        <w:bidi/>
+      </w:pPr>
       <w:r>
         <w:rPr>
           <w:rtl/>

--- a/exports/docx/sections/Chapter-01/section-03.ar.docx
+++ b/exports/docx/sections/Chapter-01/section-03.ar.docx
@@ -15,7 +15,7 @@
         <w:drawing>
           <wp:inline>
             <wp:extent cx="7560000" cy="10692000"/>
-            <wp:docPr id="26" name="Picture 26"/>
+            <wp:docPr id="2" name="Picture 2"/>
             <wp:cNvGraphicFramePr>
               <a:graphicFrameLocks noChangeAspect="1"/>
             </wp:cNvGraphicFramePr>
@@ -57,7 +57,7 @@
         <w:t xml:space="preserve">AI-Assisted Professional Engineering with .NET</w:t>
       </w:r>
     </w:p>
-    <w:bookmarkStart w:id="31" w:name="X4b0d89edda931c19f6d7c15a56a613ded3780ed"/>
+    <w:bookmarkStart w:id="28" w:name="X4b0d89edda931c19f6d7c15a56a613ded3780ed"/>
     <w:p>
       <w:pPr>
         <w:pStyle w:val="Heading1"/>
@@ -189,7 +189,7 @@
       </w:r>
     </w:p>
     <w:bookmarkEnd w:id="21"/>
-    <w:bookmarkStart w:id="25" w:name="نمطان-معرفيان-في-الهندسة"/>
+    <w:bookmarkStart w:id="22" w:name="نمطان-معرفيان-في-الهندسة"/>
     <w:p>
       <w:pPr>
         <w:pStyle w:val="Heading2"/>
@@ -284,67 +284,7 @@
         <w:rPr>
           <w:rtl/>
         </w:rPr>
-        <w:t xml:space="preserve">الإجابات التي يسعى إليها موزعة عبر النظام: ماذا يحدث للمستدعين عندما تصبح الاعتمادية الخارجية التي يُدخلها هذا الكود غير متاحة؟ كيف يبدو نمط فشل هذا التنفيذ في التتبع الموزع - Distributed Trace؟ إذا تغيّر هذا الكود، فأي العقود تغيّرت، ومن يعتمد على تلك العقود؟ الإطار مفتوح — يُقيّم الكود مقابل النظام، وتتطلب التقييم الكامل معرفة تتجاوز الملف الذي يُعدَّل بكثير.</w:t>
-      </w:r>
-    </w:p>
-    <w:p>
-      <w:pPr>
-        <w:pStyle w:val="CaptionedFigure"/>
-        <w:bidi/>
-      </w:pPr>
-      <w:r>
-        <w:drawing>
-          <wp:inline>
-            <wp:extent cx="5892800" cy="2435289"/>
-            <wp:effectExtent b="0" l="0" r="0" t="0"/>
-            <wp:docPr descr="Diagram: dg-5a80bf08ace9" title="" id="23" name="Picture"/>
-            <a:graphic>
-              <a:graphicData uri="http://schemas.openxmlformats.org/drawingml/2006/picture">
-                <pic:pic>
-                  <pic:nvPicPr>
-                    <pic:cNvPr descr="exports\diagrams\mermaid\dg-5a80bf08ace9.png" id="24" name="Picture"/>
-                    <pic:cNvPicPr>
-                      <a:picLocks noChangeArrowheads="1" noChangeAspect="1"/>
-                    </pic:cNvPicPr>
-                  </pic:nvPicPr>
-                  <pic:blipFill>
-                    <a:blip r:embed="rId22"/>
-                    <a:stretch>
-                      <a:fillRect/>
-                    </a:stretch>
-                  </pic:blipFill>
-                  <pic:spPr bwMode="auto">
-                    <a:xfrm>
-                      <a:off x="0" y="0"/>
-                      <a:ext cx="5892800" cy="2435289"/>
-                    </a:xfrm>
-                    <a:prstGeom prst="rect">
-                      <a:avLst/>
-                    </a:prstGeom>
-                    <a:noFill/>
-                    <a:ln w="9525">
-                      <a:noFill/>
-                      <a:headEnd/>
-                      <a:tailEnd/>
-                    </a:ln>
-                  </pic:spPr>
-                </pic:pic>
-              </a:graphicData>
-            </a:graphic>
-          </wp:inline>
-        </w:drawing>
-      </w:r>
-    </w:p>
-    <w:p>
-      <w:pPr>
-        <w:pStyle w:val="ImageCaption"/>
-        <w:bidi/>
-      </w:pPr>
-      <w:r>
-        <w:rPr>
-          <w:rtl/>
-        </w:rPr>
-        <w:t xml:space="preserve">Diagram: dg-5a80bf08ace9</w:t>
+        <w:t xml:space="preserve">الإجابات التي يسعى إليها موزعة عبر النظام: ماذا يحدث للمستدعين عندما تصبح الاعتمادية الخارجية التي يُدخلها هذا الكود غير متاحة؟ كيف يبدو نمط فشل هذا التنفيذ في التتبع الموزع - Distributed Trace؟ إذا تغيّر هذا الكود، فأي العقود تغيّرت، ومن يعتمد على تلك العقود؟ الإطار مفتوح — يُقيّم الكود مقابل النظام، ويتطلب التقييم الكامل معرفةً تتجاوز الملف الذي يُعدَّل بكثير.</w:t>
       </w:r>
     </w:p>
     <w:p>
@@ -380,8 +320,8 @@
         <w:t xml:space="preserve">هذا الفرق في شروط الانتهاء يفسّر أقوى تحيّز معرفي يواجهه المهندس في تبنّي التفكير المتمحور حول المعمارية: الإطار المتمحور حول التنفيذ يبدو مسؤولاً لأنه ينتهي، بينما الإطار المتمحور حول المعمارية يبدو التزاماً بلا نهاية. في الممارسة، الالتزامات ليست بلا نهاية — إنها مجموعة محدودة من الأسئلة المتكررة، يزداد كل منها سرعة في الإجابة مع الممارسة — لكن الانطباع حقيقي، وهو السبب الرئيسي لمقاومة التحول حتى من قبل مهندسين يفهمون الحجة. الأقسام التالية تعالج هذه المقاومة مباشرةً بجعل أسئلة الإطار المعماري ملموسة وإظهار أن تكلفتها زيادة صغيرة متكررة لكل قرار.</w:t>
       </w:r>
     </w:p>
-    <w:bookmarkEnd w:id="25"/>
-    <w:bookmarkStart w:id="26" w:name="الفارق-الملموس-في-الممارسة"/>
+    <w:bookmarkEnd w:id="22"/>
+    <w:bookmarkStart w:id="23" w:name="الفارق-الملموس-في-الممارسة"/>
     <w:p>
       <w:pPr>
         <w:pStyle w:val="Heading2"/>
@@ -435,7 +375,7 @@
         <w:rPr>
           <w:rtl/>
         </w:rPr>
-        <w:t xml:space="preserve">المنهج المتمحور حول المعمارية يطرح أسئلة إضافية قبل كتابة سطر واحد: ما ميزانية الكمون - Latency Budget لهذه النقطة، وأي جزء منها يمكن أن تستهلكه الخدمة اللاحقة؟ ماذا يحدث للمستدعين إذا كانت الخدمة مُثقَلة لكن غير متوقفة تماماً — هل يتلقون بيانات مؤقتة قد تكون قديمة، أم خطأ يُخبرهم بعدم الوثوق بالبيانات؟ ما استراتيجية إبطال صحة البيانات المؤقتة، وماذا يحدث إذا تغيّرت تفضيلات المستخدم بينما تفضيلاته السابقة لا تزال مُخزَّنة؟</w:t>
+        <w:t xml:space="preserve">المنهج المتمحور حول المعمارية يطرح أسئلة إضافية قبل كتابة سطر واحد: ما ميزانية الكمون - Latency Budget لهذه النقطة، وأي جزء منها يمكن أن تستهلكه الخدمة اللاحقة؟ ماذا يحدث للمستدعين إذا كانت الخدمة مُثقَلة لكن غير متوقفة تماماً — هل يتلقون بيانات مؤقتة قد تكون قديمة، أم خطأ يُخبرهم بعدم الوثوق بالبيانات؟ ما استراتيجية إبطال صحة البيانات المؤقتة، وماذا يحدث إذا تغيّرت تفضيلات المستخدم بينما تفضيلاته السابقة لا تزال مُخزَّنة؟ وكيف يبدو الفشل المتسلسل - Cascading Failure إذا أصبحت هذه النقطة مدخلاً لتأثير الاندفاع الجماعي - Thundering Herd عند انتهاء صلاحية بيانات المخبأ المؤقت؟</w:t>
       </w:r>
     </w:p>
     <w:p>
@@ -457,7 +397,7 @@
         <w:rPr>
           <w:rtl/>
         </w:rPr>
-        <w:t xml:space="preserve">ويستحق أن نكون دقيقين حول ما تفعله الأسئلة المتمحورة حول المعمارية في هذا المثال، لأن تأثيرها سهل الإساءة في توصيفه. إنها لا تُنتج تنفيذاً أكثر دفاعية أو أكثر تشاؤماً. إنها تُنتج تنفيذاً قرر صراحةً سلوكه في كل حالة من حالات التشغيل المعقولة للنظام. للتنفيذ A سلوك في تلك الحالات — كل مسار كود يفعل شيئاً في كل ظرف — لكن السلوك لم يُقرَّر قط؛ إنه ما تفعله الواجهات البرمجية الافتراضية مصادفةً. حين يكون Redis بطيئاً، ينتظر مستدعي التنفيذ A إلى أجل غير مسمى لأن لا ميزانية مُعرَّفة. حين تتدهور الخدمة اللاحقة، يتلقى مستدعي التنفيذ A استثناءً غير معالج لأن لا عقد لحالة التدهور مُختار. الفارق بين التنفيذين ليس أن أحدهما يعالج الفشل والآخر لا — كلاهما «يعالج» الفشل بمعنى أن الكود يعمل. الفارق أن سلوك الفشل للتنفيذ B كان قراراً مصمَّماً، بينما كان سلوك الفشل للتنفيذ A مصادفةً للافتراضات الافتراضية. الموثوقية هي الحصيلة التراكمية لقرارات اتُّخذت بهذه الطريقة لا وُرِثت.</w:t>
+        <w:t xml:space="preserve">ويستحق أن نكون دقيقين حول ما تفعله الأسئلة المتمحورة حول المعمارية في هذا المثال، لأن تأثيرها قد يُساء توصيفُه بسهولة. إنها لا تُنتج تنفيذاً أكثر دفاعية أو أكثر تشاؤماً. إنها تُنتج تنفيذاً قرر صراحةً سلوكه في كل حالة من حالات التشغيل المعقولة للنظام. للتنفيذ A سلوك في تلك الحالات — كل مسار كود يفعل شيئاً في كل ظرف — لكن السلوك لم يُقرَّر قط؛ إنه ما تفعله الواجهات البرمجية الافتراضية مصادفةً. حين يكون Redis بطيئاً، ينتظر مستدعي التنفيذ A إلى أجل غير مسمى لأن لا ميزانية مُعرَّفة. حين تتدهور الخدمة اللاحقة، يتلقى مستدعي التنفيذ A استثناءً غير معالج لأن لا عقد لحالة التدهور مُختار. الفارق بين التنفيذين ليس أن أحدهما يعالج الفشل والآخر لا — كلاهما «يعالج» الفشل بمعنى أن الكود يعمل. الفارق أن سلوك الفشل للتنفيذ B كان قراراً مصمَّماً، بينما كان سلوك الفشل للتنفيذ A مصادفةً للواجهات البرمجية الافتراضية. الموثوقية هي الحصيلة التراكمية لقرارات اتُّخذت بهذه الطريقة لا وُرِثت.</w:t>
       </w:r>
     </w:p>
     <w:p>
@@ -513,7 +453,7 @@
         <w:rPr>
           <w:rStyle w:val="CommentTok"/>
         </w:rPr>
-        <w:t xml:space="preserve">// كلاهما يُصرَّف بنجاح. كلاهما يجتاز الاختبارات.</w:t>
+        <w:t xml:space="preserve">// كلاهما يُجمَّع بنجاح. كلاهما يجتاز الاختبارات.</w:t>
       </w:r>
       <w:r>
         <w:br/>
@@ -1545,6 +1485,51 @@
         <w:rPr>
           <w:rStyle w:val="NormalTok"/>
         </w:rPr>
+        <w:t xml:space="preserve">    UserPreferences</w:t>
+      </w:r>
+      <w:r>
+        <w:rPr>
+          <w:rStyle w:val="OperatorTok"/>
+        </w:rPr>
+        <w:t xml:space="preserve">?</w:t>
+      </w:r>
+      <w:r>
+        <w:rPr>
+          <w:rStyle w:val="NormalTok"/>
+        </w:rPr>
+        <w:t xml:space="preserve"> preferences </w:t>
+      </w:r>
+      <w:r>
+        <w:rPr>
+          <w:rStyle w:val="OperatorTok"/>
+        </w:rPr>
+        <w:t xml:space="preserve">=</w:t>
+      </w:r>
+      <w:r>
+        <w:rPr>
+          <w:rStyle w:val="NormalTok"/>
+        </w:rPr>
+        <w:t xml:space="preserve"> </w:t>
+      </w:r>
+      <w:r>
+        <w:rPr>
+          <w:rStyle w:val="KeywordTok"/>
+        </w:rPr>
+        <w:t xml:space="preserve">null</w:t>
+      </w:r>
+      <w:r>
+        <w:rPr>
+          <w:rStyle w:val="OperatorTok"/>
+        </w:rPr>
+        <w:t xml:space="preserve">;</w:t>
+      </w:r>
+      <w:r>
+        <w:br/>
+      </w:r>
+      <w:r>
+        <w:rPr>
+          <w:rStyle w:val="NormalTok"/>
+        </w:rPr>
         <w:t xml:space="preserve">    </w:t>
       </w:r>
       <w:r>
@@ -1959,7 +1944,7 @@
         <w:rPr>
           <w:rStyle w:val="StringTok"/>
         </w:rPr>
-        <w:t xml:space="preserve">"Cache read timeout for user {UserId}"</w:t>
+        <w:t xml:space="preserve">"Cache read timeout for user {UserId} — falling through to service"</w:t>
       </w:r>
       <w:r>
         <w:rPr>
@@ -2143,21 +2128,6 @@
       </w:r>
       <w:r>
         <w:br/>
-      </w:r>
-      <w:r>
-        <w:br/>
-      </w:r>
-      <w:r>
-        <w:rPr>
-          <w:rStyle w:val="NormalTok"/>
-        </w:rPr>
-        <w:t xml:space="preserve">    UserPreferences preferences</w:t>
-      </w:r>
-      <w:r>
-        <w:rPr>
-          <w:rStyle w:val="OperatorTok"/>
-        </w:rPr>
-        <w:t xml:space="preserve">;</w:t>
       </w:r>
       <w:r>
         <w:br/>
@@ -3095,7 +3065,7 @@
         <w:rPr>
           <w:rtl/>
         </w:rPr>
-        <w:t xml:space="preserve">التنفيذ A ليس خاطئاً بالمعنى الذي يستخدمه معظم المهندسين للكلمة. في خدمة ذات حركة مرور منخفضة ومع Redis محلي، سيعمل بشكل صحيح لسنوات. المشكلات تصبح مرئية فقط عندما تصبح الخدمة اللاحقة متقطعة الاستجابة، أو عندما يكون Redis بارداً - Cold بعد نشر جديد، أو عندما تنتهي صلاحية إدخالات Cache لعشرة آلاف مستخدم في وقت واحد بعد خمس عشرة دقيقة من بدء الخدمة.</w:t>
+        <w:t xml:space="preserve">التنفيذ A ليس خاطئاً بالمعنى الذي يستخدمه معظم المهندسين للكلمة. في خدمة ذات حركة مرور منخفضة، مع خدمة لاحقة موثوقة ونسخة محلية من Redis، سيعمل بشكل صحيح لسنوات. المشكلات تصبح مرئية فقط عندما تصبح الخدمة اللاحقة متقطعة الاستجابة، أو عندما يكون Redis بارداً - Cold بعد نشر جديد، أو عندما تنتهي صلاحية إدخالات Cache لعشرة آلاف مستخدم في وقت واحد بعد خمس عشرة دقيقة من بدء الخدمة.</w:t>
       </w:r>
     </w:p>
     <w:p>
@@ -3109,8 +3079,8 @@
         <w:t xml:space="preserve">التنفيذ B ليس مُبالَغاً في هندسته. كل قرار — قراءة Cache المحدودة زمنياً، والـ Timeout الصريح على استدعاء الخدمة، ونمط Write-Behind، وجيتر الـ TTL — يعالج نمط فشل محدداً تواجهه الأنظمة الموزعة الحقيقية. التعقيد الإضافي ليس زخرفة معمارية. إنه التعبير الملموس عن طرح الأسئلة التي يُولّدها الإطار المتمحور حول المعمارية.</w:t>
       </w:r>
     </w:p>
-    <w:bookmarkEnd w:id="26"/>
-    <w:bookmarkStart w:id="27" w:name="لماذا-التحول-صعب-وما-الذي-يجعله-ممكنا"/>
+    <w:bookmarkEnd w:id="23"/>
+    <w:bookmarkStart w:id="24" w:name="لماذا-التحول-صعب-وما-الذي-يجعله-ممكنا"/>
     <w:p>
       <w:pPr>
         <w:pStyle w:val="Heading2"/>
@@ -3181,7 +3151,7 @@
         <w:rPr>
           <w:rtl/>
         </w:rPr>
-        <w:t xml:space="preserve">الحكم المعماري يتطلب فهم ليس فقط الكود المكتوب بل السياق الكامل للنظام: أنماط فشل الاعتماديات، وأنماط حركة المرور الفعلية في الإنتاج، والعقود الضمنية التي شكّلها المستدعون مع الخدمة بمرور الوقت. هذه المعرفة ليست مُركَّزة في أي وثيقة أو مهندس واحد. إنها موزعة عبر الخبرة الجماعية للفريق، وبيانات المراقبة في الإنتاج، وتاريخ الحوادث، والكود نفسه.</w:t>
+        <w:t xml:space="preserve">الحكم المعماري يتطلب فهم ليس فقط الكود المكتوب بل السياق الكامل للنظام: أنماط فشل الاعتماديات، وأنماط حركة المرور الفعلية في الإنتاج، والعقود الضمنية التي شكّلها المستدعون مع الخدمة بمرور الوقت. هذه المعرفة ليست مُركَّزة في أي وثيقة أو مهندس واحد. إنها موزعة عبر الخبرة الجماعية للفريق، وبيانات المراقبة في الإنتاج، وتاريخ الحوادث، والكود نفسه. وتطوير الحكم المعماري يتطلب دمج هذه المصادر بشكل منهجي، وهو ما يستغرق وقتاً وممارسةً متعمدة.</w:t>
       </w:r>
     </w:p>
     <w:p>
@@ -3253,8 +3223,8 @@
         <w:t xml:space="preserve">لكنها لا تستطيع توفير تلك المعرفة بفائدة إلا لمهندس يعرف كيف يطبّقها: مهندس يطرح بالفعل الأسئلة المتمحورة حول المعمارية ويحتاج إلى المعرفة للإجابة عنها، لا مهندس لا يطرح تلك الأسئلة بعد وسيستفيد في الأساس من إكمال التنفيذ بسرعة أكبر.</w:t>
       </w:r>
     </w:p>
-    <w:bookmarkEnd w:id="27"/>
-    <w:bookmarkStart w:id="28" w:name="X80e6ff2642b547d947744501033678264616476"/>
+    <w:bookmarkEnd w:id="24"/>
+    <w:bookmarkStart w:id="25" w:name="X80e6ff2642b547d947744501033678264616476"/>
     <w:p>
       <w:pPr>
         <w:pStyle w:val="Heading2"/>
@@ -3373,7 +3343,7 @@
         <w:rPr>
           <w:rtl/>
         </w:rPr>
-        <w:t xml:space="preserve">المعامل CancellationToken في كود .NET غير المتزامن ليس شكلية. إنه الآلية التي تنتشر من خلالها إشارات الإلغاء عبر سلسلة الاستدعاء، وغيابه في أي حلقة من السلسلة يكسر قدرة السلسلة على الاستجابة لقطع اتصال العميل أو إيقاف تشغيل النشر - Deployment Shutdown. السؤال المتمحور حول المعمارية ليس</w:t>
+        <w:t xml:space="preserve">المعامل CancellationToken في كود .NET غير المتزامن ليس إجراءً شكلياً. إنه الآلية التي تنتشر من خلالها إشارات الإلغاء عبر سلسلة الاستدعاء، وغيابه في أي حلقة من السلسلة يكسر قدرة السلسلة على الاستجابة لقطع اتصال العميل أو إيقاف تشغيل النشر - Deployment Shutdown. السؤال المتمحور حول المعمارية ليس</w:t>
       </w:r>
       <w:r>
         <w:rPr>
@@ -3482,7 +3452,7 @@
         <w:rPr>
           <w:rtl/>
         </w:rPr>
-        <w:t xml:space="preserve">العمر المُحدَّد النطاق - Scoped في Worker Service في الخلفية، حيث لا يُوفّر المُضيف نطاقات طلبات HTTP، هو تكوين خاطئ شائع يُنتج InvalidOperationException تحت التحميل المتزامن — لكن فقط تحت التحميل المتزامن، وهذا لماذا لا تكتشفه مجموعة الاختبار.</w:t>
+        <w:t xml:space="preserve">العمر المُحدَّد النطاق - Scoped في Worker Service في الخلفية، حيث لا يُوفّر المُضيف نطاقات طلبات HTTP، هو تكوين خاطئ شائع يُنتج InvalidOperationException تحت التحميل المتزامن — لكن فقط تحت التحميل المتزامن، ولهذا لا تكتشفه مجموعة الاختبار.</w:t>
       </w:r>
     </w:p>
     <w:p>
@@ -3496,8 +3466,8 @@
         <w:t xml:space="preserve">هذه ليست الأسئلة الوحيدة ذات الصلة بأنظمة .NET. إنها أمثلة تمثيلية على الأسئلة التي يُولّدها الإطار المتمحور حول المعمارية بشكل طبيعي، والتي لا يطرحها الإطار المتمحور حول التنفيذ لأنها غير مرئية من الكود المحلي وحده. تطوير عادة طرحها باستمرار — قبل كتابة التنفيذ، لا بعد نشره — هو الممارسة الملموسة التي تُنتج التحول الذي يصفه هذا القسم.</w:t>
       </w:r>
     </w:p>
-    <w:bookmarkEnd w:id="28"/>
-    <w:bookmarkStart w:id="29" w:name="المسار-العملي-نحو-التحول"/>
+    <w:bookmarkEnd w:id="25"/>
+    <w:bookmarkStart w:id="26" w:name="المسار-العملي-نحو-التحول"/>
     <w:p>
       <w:pPr>
         <w:pStyle w:val="Heading2"/>
@@ -3554,8 +3524,8 @@
         <w:t xml:space="preserve">القسم التالي يفحص كيف تتفاعل أدوات التطوير بمساعدة الذكاء الاصطناعي مع هذا التحول — ولماذا قيمتها تتناسب بشكل مباشر مع الحكم المعماري للمهندس الذي يستخدمها.</w:t>
       </w:r>
     </w:p>
-    <w:bookmarkEnd w:id="29"/>
-    <w:bookmarkStart w:id="30" w:name="التطبيق-على-القرارات-الهندسية-اليومية"/>
+    <w:bookmarkEnd w:id="26"/>
+    <w:bookmarkStart w:id="27" w:name="التطبيق-على-القرارات-الهندسية-اليومية"/>
     <w:p>
       <w:pPr>
         <w:pStyle w:val="Heading2"/>
@@ -3655,7 +3625,7 @@
         <w:rPr>
           <w:rtl/>
         </w:rPr>
-        <w:t xml:space="preserve">وسجلات القرارات المعمارية - Architecture Decision Records تُقدّم آلية ملموسة لتثبيت هذا التحول. حين يوثّق المهندس لماذا اتُّخذ قرار معماري بعينها — وما البدائل التي رُفضت ولماذا، وما ظروف الفشل التي قُدِّرت وطُبِّقت — فإنه يُنشئ مرجعاً معرفياً يُمكّن المُراجِعين المستقبليين من فهم السياق الكامل للقرار دون الحاجة لاسترجاعه من ذاكرة الفريق المتغيرة.</w:t>
+        <w:t xml:space="preserve">وسجلات القرارات المعمارية - Architecture Decision Records تُقدّم آلية ملموسة لتثبيت هذا التحول. حين يوثّق المهندس لماذا اتُّخذ قرار معماري بعينه — وما البدائل التي رُفضت ولماذا، وما ظروف الفشل التي قُدِّرت وطُبِّقت — فإنه يُنشئ مرجعاً معرفياً يُمكّن المُراجِعين المستقبليين من فهم السياق الكامل للقرار دون الحاجة لاسترجاعه من ذاكرة الفريق المتغيرة.</w:t>
       </w:r>
     </w:p>
     <w:p>
@@ -3700,8 +3670,8 @@
         <w:t xml:space="preserve">استعرض القسم الثالث التحول المعماري من التفكير المتمحور حول التنفيذ إلى التفكير المتمحور حول المعمارية، وأسّسه في تنفيذين ملموسين للمهمة نفسها، وحدد العادات المعرفية المحددة التي تجعل التحول عملياً. القسم الرابع يفحص كيف تعمل أدوات الذكاء الاصطناعي كمضخّمات لهذا الحكم لا بدائل عنه — ولماذا ليس هذا الفارق نظرياً بل له عواقب مباشرة على جودة الأنظمة المبنية بمساعدة الذكاء الاصطناعي.</w:t>
       </w:r>
     </w:p>
-    <w:bookmarkEnd w:id="30"/>
-    <w:bookmarkEnd w:id="31"/>
+    <w:bookmarkEnd w:id="27"/>
+    <w:bookmarkEnd w:id="28"/>
     <w:p>
       <w:pPr>
         <w:spacing w:before="0" w:after="0" w:line="240" w:lineRule="auto"/>
@@ -3711,7 +3681,7 @@
         <w:drawing>
           <wp:inline>
             <wp:extent cx="7560000" cy="10692000"/>
-            <wp:docPr id="25" name="Picture 25"/>
+            <wp:docPr id="1" name="Picture 1"/>
             <wp:cNvGraphicFramePr>
               <a:graphicFrameLocks noChangeAspect="1"/>
             </wp:cNvGraphicFramePr>
